--- a/Lab1_variant16_report.docx
+++ b/Lab1_variant16_report.docx
@@ -137,7 +137,7 @@
           <w:sz w:val="28"/>
           <w:lang w:val="ru-RU"/>
         </w:rPr>
-        <w:t>4</w:t>
+        <w:t>1</w:t>
       </w:r>
     </w:p>
     <w:p>
@@ -200,14 +200,7 @@
           <w:sz w:val="28"/>
           <w:lang w:val="ru-RU"/>
         </w:rPr>
-        <w:t xml:space="preserve">«Вдосконалення структури коду графічного редактора об’єктів на </w:t>
-      </w:r>
-      <w:r>
-        <w:rPr>
-          <w:color w:val="000000"/>
-          <w:sz w:val="28"/>
-        </w:rPr>
-        <w:t>C</w:t>
+        <w:t>«</w:t>
       </w:r>
       <w:r>
         <w:rPr>
@@ -215,101 +208,103 @@
           <w:sz w:val="28"/>
           <w:lang w:val="ru-RU"/>
         </w:rPr>
-        <w:t>++»</w:t>
-      </w:r>
-    </w:p>
-    <w:p>
-      <w:pPr>
-        <w:spacing w:after="160" w:line="259" w:lineRule="exact"/>
-        <w:jc w:val="center"/>
-        <w:rPr>
-          <w:sz w:val="28"/>
-          <w:lang w:val="ru-RU"/>
-        </w:rPr>
-      </w:pPr>
-    </w:p>
-    <w:p>
-      <w:pPr>
-        <w:spacing w:after="160" w:line="259" w:lineRule="exact"/>
-        <w:jc w:val="center"/>
-        <w:rPr>
-          <w:sz w:val="28"/>
-          <w:lang w:val="ru-RU"/>
-        </w:rPr>
-      </w:pPr>
-    </w:p>
-    <w:p>
-      <w:pPr>
-        <w:spacing w:after="160" w:line="259" w:lineRule="exact"/>
-        <w:jc w:val="center"/>
-        <w:rPr>
-          <w:sz w:val="28"/>
-          <w:lang w:val="ru-RU"/>
-        </w:rPr>
-      </w:pPr>
-    </w:p>
-    <w:p>
-      <w:pPr>
-        <w:spacing w:after="160" w:line="259" w:lineRule="exact"/>
-        <w:jc w:val="center"/>
-        <w:rPr>
-          <w:sz w:val="28"/>
-          <w:lang w:val="ru-RU"/>
-        </w:rPr>
-      </w:pPr>
-    </w:p>
-    <w:p>
-      <w:pPr>
-        <w:spacing w:after="160" w:line="259" w:lineRule="exact"/>
-        <w:rPr>
-          <w:sz w:val="28"/>
-          <w:lang w:val="ru-RU"/>
-        </w:rPr>
-      </w:pPr>
-    </w:p>
-    <w:p>
-      <w:pPr>
-        <w:spacing w:after="160" w:line="259" w:lineRule="exact"/>
-        <w:jc w:val="center"/>
-        <w:rPr>
-          <w:sz w:val="28"/>
-          <w:lang w:val="ru-RU"/>
-        </w:rPr>
-      </w:pPr>
-    </w:p>
-    <w:p>
-      <w:pPr>
-        <w:spacing w:after="160" w:line="259" w:lineRule="exact"/>
-        <w:jc w:val="center"/>
-        <w:rPr>
-          <w:sz w:val="28"/>
-          <w:lang w:val="ru-RU"/>
-        </w:rPr>
-      </w:pPr>
-    </w:p>
-    <w:p>
-      <w:pPr>
-        <w:spacing w:after="160" w:line="259" w:lineRule="exact"/>
-        <w:rPr>
-          <w:sz w:val="28"/>
-          <w:lang w:val="ru-RU"/>
-        </w:rPr>
-      </w:pPr>
+        <w:t>Знайомство із середовищем розробки та складання модульних проєктів програм</w:t>
+      </w:r>
       <w:r>
         <w:rPr>
           <w:color w:val="000000"/>
           <w:sz w:val="28"/>
           <w:lang w:val="ru-RU"/>
         </w:rPr>
-        <w:t>Виконав:</w:t>
-      </w:r>
+        <w:t>»</w:t>
+      </w:r>
+    </w:p>
+    <w:p>
+      <w:pPr>
+        <w:spacing w:after="160" w:line="259" w:lineRule="exact"/>
+        <w:jc w:val="center"/>
+        <w:rPr>
+          <w:sz w:val="28"/>
+          <w:lang w:val="ru-RU"/>
+        </w:rPr>
+      </w:pPr>
+    </w:p>
+    <w:p>
+      <w:pPr>
+        <w:spacing w:after="160" w:line="259" w:lineRule="exact"/>
+        <w:jc w:val="center"/>
+        <w:rPr>
+          <w:sz w:val="28"/>
+          <w:lang w:val="ru-RU"/>
+        </w:rPr>
+      </w:pPr>
+    </w:p>
+    <w:p>
+      <w:pPr>
+        <w:spacing w:after="160" w:line="259" w:lineRule="exact"/>
+        <w:jc w:val="center"/>
+        <w:rPr>
+          <w:sz w:val="28"/>
+          <w:lang w:val="ru-RU"/>
+        </w:rPr>
+      </w:pPr>
+      <w:bookmarkStart w:id="0" w:name="_GoBack"/>
+      <w:bookmarkEnd w:id="0"/>
+    </w:p>
+    <w:p>
+      <w:pPr>
+        <w:spacing w:after="160" w:line="259" w:lineRule="exact"/>
+        <w:jc w:val="center"/>
+        <w:rPr>
+          <w:sz w:val="28"/>
+          <w:lang w:val="ru-RU"/>
+        </w:rPr>
+      </w:pPr>
+    </w:p>
+    <w:p>
+      <w:pPr>
+        <w:spacing w:after="160" w:line="259" w:lineRule="exact"/>
+        <w:rPr>
+          <w:sz w:val="28"/>
+          <w:lang w:val="ru-RU"/>
+        </w:rPr>
+      </w:pPr>
+    </w:p>
+    <w:p>
+      <w:pPr>
+        <w:spacing w:after="160" w:line="259" w:lineRule="exact"/>
+        <w:jc w:val="center"/>
+        <w:rPr>
+          <w:sz w:val="28"/>
+          <w:lang w:val="ru-RU"/>
+        </w:rPr>
+      </w:pPr>
+    </w:p>
+    <w:p>
+      <w:pPr>
+        <w:spacing w:after="160" w:line="259" w:lineRule="exact"/>
+        <w:jc w:val="center"/>
+        <w:rPr>
+          <w:sz w:val="28"/>
+          <w:lang w:val="ru-RU"/>
+        </w:rPr>
+      </w:pPr>
+    </w:p>
+    <w:p>
+      <w:pPr>
+        <w:spacing w:after="160" w:line="259" w:lineRule="exact"/>
+        <w:rPr>
+          <w:sz w:val="28"/>
+          <w:lang w:val="ru-RU"/>
+        </w:rPr>
+      </w:pPr>
       <w:r>
         <w:rPr>
           <w:color w:val="000000"/>
           <w:sz w:val="28"/>
           <w:lang w:val="ru-RU"/>
         </w:rPr>
-        <w:tab/>
+        <w:t>Виконав:</w:t>
       </w:r>
       <w:r>
         <w:rPr>
@@ -358,32 +353,32 @@
           <w:lang w:val="ru-RU"/>
         </w:rPr>
         <w:tab/>
-        <w:t>Перевірив:</w:t>
-      </w:r>
-    </w:p>
-    <w:p>
-      <w:pPr>
-        <w:spacing w:after="160" w:line="259" w:lineRule="exact"/>
-        <w:rPr>
-          <w:sz w:val="28"/>
-          <w:lang w:val="ru-RU"/>
-        </w:rPr>
-      </w:pPr>
+      </w:r>
       <w:r>
         <w:rPr>
           <w:color w:val="000000"/>
           <w:sz w:val="28"/>
           <w:lang w:val="ru-RU"/>
         </w:rPr>
-        <w:t xml:space="preserve">студент групи </w:t>
-      </w:r>
+        <w:tab/>
+        <w:t>Перевірив:</w:t>
+      </w:r>
+    </w:p>
+    <w:p>
+      <w:pPr>
+        <w:spacing w:after="160" w:line="259" w:lineRule="exact"/>
+        <w:rPr>
+          <w:sz w:val="28"/>
+          <w:lang w:val="ru-RU"/>
+        </w:rPr>
+      </w:pPr>
       <w:r>
         <w:rPr>
           <w:color w:val="000000"/>
           <w:sz w:val="28"/>
           <w:lang w:val="ru-RU"/>
         </w:rPr>
-        <w:t>ІМ-55</w:t>
+        <w:t xml:space="preserve">студент групи </w:t>
       </w:r>
       <w:r>
         <w:rPr>
@@ -391,7 +386,7 @@
           <w:sz w:val="28"/>
           <w:lang w:val="ru-RU"/>
         </w:rPr>
-        <w:tab/>
+        <w:t>ІМ-55</w:t>
       </w:r>
       <w:r>
         <w:rPr>
@@ -424,7 +419,6 @@
           <w:lang w:val="ru-RU"/>
         </w:rPr>
         <w:tab/>
-        <w:t xml:space="preserve">Порєв В.М. </w:t>
       </w:r>
       <w:r>
         <w:rPr>
@@ -432,7 +426,8 @@
           <w:sz w:val="28"/>
           <w:lang w:val="ru-RU"/>
         </w:rPr>
-        <w:br/>
+        <w:tab/>
+        <w:t xml:space="preserve">Порєв В.М. </w:t>
       </w:r>
       <w:r>
         <w:rPr>
@@ -440,7 +435,7 @@
           <w:sz w:val="28"/>
           <w:lang w:val="ru-RU"/>
         </w:rPr>
-        <w:t>Михайлик Олексій Володимирович</w:t>
+        <w:br/>
       </w:r>
       <w:r>
         <w:rPr>
@@ -448,8 +443,7 @@
           <w:sz w:val="28"/>
           <w:lang w:val="ru-RU"/>
         </w:rPr>
-        <w:br/>
-        <w:t>Номер в списку - 1</w:t>
+        <w:t>Михайлик Олексій Володимирович</w:t>
       </w:r>
       <w:r>
         <w:rPr>
@@ -457,6 +451,15 @@
           <w:sz w:val="28"/>
           <w:lang w:val="ru-RU"/>
         </w:rPr>
+        <w:br/>
+        <w:t>Номер в списку - 1</w:t>
+      </w:r>
+      <w:r>
+        <w:rPr>
+          <w:color w:val="000000"/>
+          <w:sz w:val="28"/>
+          <w:lang w:val="ru-RU"/>
+        </w:rPr>
         <w:t>6</w:t>
       </w:r>
     </w:p>
@@ -469,8 +472,6 @@
           <w:lang w:val="ru-RU"/>
         </w:rPr>
       </w:pPr>
-      <w:bookmarkStart w:id="0" w:name="_GoBack"/>
-      <w:bookmarkEnd w:id="0"/>
     </w:p>
     <w:p>
       <w:pPr>
@@ -498,7 +499,6 @@
         <w:jc w:val="center"/>
         <w:rPr>
           <w:sz w:val="28"/>
-          <w:lang w:val="ru-RU"/>
         </w:rPr>
       </w:pPr>
       <w:r>
@@ -506,7 +506,13 @@
           <w:sz w:val="28"/>
           <w:lang w:val="ru-RU"/>
         </w:rPr>
-        <w:t>Київ 2020</w:t>
+        <w:t>Київ 202</w:t>
+      </w:r>
+      <w:r>
+        <w:rPr>
+          <w:sz w:val="28"/>
+        </w:rPr>
+        <w:t>6</w:t>
       </w:r>
     </w:p>
     <w:p>
@@ -7381,7 +7387,7 @@
       <w:rPr>
         <w:noProof/>
       </w:rPr>
-      <w:t>3</w:t>
+      <w:t>2</w:t>
     </w:r>
     <w:r>
       <w:fldChar w:fldCharType="end"/>
@@ -19934,7 +19940,7 @@
 </file>
 
 <file path=customXml/itemProps1.xml><?xml version="1.0" encoding="utf-8"?>
-<ds:datastoreItem xmlns:ds="http://schemas.openxmlformats.org/officeDocument/2006/customXml" ds:itemID="{2202BE4B-459C-452A-AB3D-36BF368D88C8}">
+<ds:datastoreItem xmlns:ds="http://schemas.openxmlformats.org/officeDocument/2006/customXml" ds:itemID="{EF887509-5C5B-4091-8879-17BD62768F56}">
   <ds:schemaRefs>
     <ds:schemaRef ds:uri="http://schemas.openxmlformats.org/officeDocument/2006/bibliography"/>
   </ds:schemaRefs>
